--- a/atestados-servicos/as0001-eng-gustavo-josé-elias-batista-oliveira-crea-1614317240/asd009-disp866053-2022/ATESTADO053_2022.docx
+++ b/atestados-servicos/as0001-eng-gustavo-josé-elias-batista-oliveira-crea-1614317240/asd009-disp866053-2022/ATESTADO053_2022.docx
@@ -1,6 +1,6 @@
 
 <file path=word/document.xml><?xml version="1.0" encoding="utf-8"?>
-<w:document xmlns:wpc="http://schemas.microsoft.com/office/word/2010/wordprocessingCanvas" xmlns:cx="http://schemas.microsoft.com/office/drawing/2014/chartex" xmlns:cx1="http://schemas.microsoft.com/office/drawing/2015/9/8/chartex" xmlns:cx2="http://schemas.microsoft.com/office/drawing/2015/10/21/chartex" xmlns:cx3="http://schemas.microsoft.com/office/drawing/2016/5/9/chartex" xmlns:cx4="http://schemas.microsoft.com/office/drawing/2016/5/10/chartex" xmlns:cx5="http://schemas.microsoft.com/office/drawing/2016/5/11/chartex" xmlns:cx6="http://schemas.microsoft.com/office/drawing/2016/5/12/chartex" xmlns:cx7="http://schemas.microsoft.com/office/drawing/2016/5/13/chartex" xmlns:cx8="http://schemas.microsoft.com/office/drawing/2016/5/14/chartex" xmlns:mc="http://schemas.openxmlformats.org/markup-compatibility/2006" xmlns:aink="http://schemas.microsoft.com/office/drawing/2016/ink" xmlns:am3d="http://schemas.microsoft.com/office/drawing/2017/model3d" xmlns:o="urn:schemas-microsoft-com:office:office" xmlns:oel="http://schemas.microsoft.com/office/2019/extlst" xmlns:r="http://schemas.openxmlformats.org/officeDocument/2006/relationships" xmlns:m="http://schemas.openxmlformats.org/officeDocument/2006/math" xmlns:v="urn:schemas-microsoft-com:vml" xmlns:wp14="http://schemas.microsoft.com/office/word/2010/wordprocessingDrawing" xmlns:wp="http://schemas.openxmlformats.org/drawingml/2006/wordprocessingDrawing" xmlns:w10="urn:schemas-microsoft-com:office:word" xmlns:w="http://schemas.openxmlformats.org/wordprocessingml/2006/main" xmlns:w14="http://schemas.microsoft.com/office/word/2010/wordml" xmlns:w15="http://schemas.microsoft.com/office/word/2012/wordml" xmlns:w16cex="http://schemas.microsoft.com/office/word/2018/wordml/cex" xmlns:w16cid="http://schemas.microsoft.com/office/word/2016/wordml/cid" xmlns:w16="http://schemas.microsoft.com/office/word/2018/wordml" xmlns:w16du="http://schemas.microsoft.com/office/word/2023/wordml/word16du" xmlns:w16sdtdh="http://schemas.microsoft.com/office/word/2020/wordml/sdtdatahash" xmlns:w16sdtfl="http://schemas.microsoft.com/office/word/2024/wordml/sdtformatlock" xmlns:w16se="http://schemas.microsoft.com/office/word/2015/wordml/symex" xmlns:wpg="http://schemas.microsoft.com/office/word/2010/wordprocessingGroup" xmlns:wpi="http://schemas.microsoft.com/office/word/2010/wordprocessingInk" xmlns:wne="http://schemas.microsoft.com/office/word/2006/wordml" xmlns:wps="http://schemas.microsoft.com/office/word/2010/wordprocessingShape" xmlns:a="http://schemas.openxmlformats.org/drawingml/2006/main" xmlns:a14="http://schemas.microsoft.com/office/drawing/2010/main" xmlns:pic="http://schemas.openxmlformats.org/drawingml/2006/picture" mc:Ignorable="w14 w15 w16se w16cid w16 w16cex w16sdtdh w16sdtfl w16du wp14">
+<w:document xmlns:wpc="http://schemas.microsoft.com/office/word/2010/wordprocessingCanvas" xmlns:cx="http://schemas.microsoft.com/office/drawing/2014/chartex" xmlns:cx1="http://schemas.microsoft.com/office/drawing/2015/9/8/chartex" xmlns:cx2="http://schemas.microsoft.com/office/drawing/2015/10/21/chartex" xmlns:cx3="http://schemas.microsoft.com/office/drawing/2016/5/9/chartex" xmlns:cx4="http://schemas.microsoft.com/office/drawing/2016/5/10/chartex" xmlns:cx5="http://schemas.microsoft.com/office/drawing/2016/5/11/chartex" xmlns:cx6="http://schemas.microsoft.com/office/drawing/2016/5/12/chartex" xmlns:cx7="http://schemas.microsoft.com/office/drawing/2016/5/13/chartex" xmlns:cx8="http://schemas.microsoft.com/office/drawing/2016/5/14/chartex" xmlns:mc="http://schemas.openxmlformats.org/markup-compatibility/2006" xmlns:aink="http://schemas.microsoft.com/office/drawing/2016/ink" xmlns:am3d="http://schemas.microsoft.com/office/drawing/2017/model3d" xmlns:o="urn:schemas-microsoft-com:office:office" xmlns:r="http://schemas.openxmlformats.org/officeDocument/2006/relationships" xmlns:m="http://schemas.openxmlformats.org/officeDocument/2006/math" xmlns:v="urn:schemas-microsoft-com:vml" xmlns:wp14="http://schemas.microsoft.com/office/word/2010/wordprocessingDrawing" xmlns:wp="http://schemas.openxmlformats.org/drawingml/2006/wordprocessingDrawing" xmlns:w10="urn:schemas-microsoft-com:office:word" xmlns:w="http://schemas.openxmlformats.org/wordprocessingml/2006/main" xmlns:w14="http://schemas.microsoft.com/office/word/2010/wordml" xmlns:w15="http://schemas.microsoft.com/office/word/2012/wordml" xmlns:w16cex="http://schemas.microsoft.com/office/word/2018/wordml/cex" xmlns:w16cid="http://schemas.microsoft.com/office/word/2016/wordml/cid" xmlns:w16="http://schemas.microsoft.com/office/word/2018/wordml" xmlns:w16sdtdh="http://schemas.microsoft.com/office/word/2020/wordml/sdtdatahash" xmlns:w16se="http://schemas.microsoft.com/office/word/2015/wordml/symex" xmlns:wpg="http://schemas.microsoft.com/office/word/2010/wordprocessingGroup" xmlns:wpi="http://schemas.microsoft.com/office/word/2010/wordprocessingInk" xmlns:wne="http://schemas.microsoft.com/office/word/2006/wordml" xmlns:wps="http://schemas.microsoft.com/office/word/2010/wordprocessingShape" mc:Ignorable="w14 w15 w16se w16cid w16 w16cex w16sdtdh wp14">
   <w:body>
     <w:p>
       <w:pPr>
@@ -931,7 +931,7 @@
               </w:rPr>
               <w:t xml:space="preserve"> </w:t>
             </w:r>
-            <w:bookmarkStart w:name="_Hlk201050284" w:id="0"/>
+            <w:bookmarkStart w:id="0" w:name="_Hlk201050284"/>
             <w:r>
               <w:rPr>
                 <w:rFonts w:ascii="Arial Narrow" w:hAnsi="Arial Narrow"/>
@@ -2214,7 +2214,7 @@
     </w:p>
     <w:p>
       <w:pPr>
-        <w:ind w:left="5730"/>
+        <w:ind w:left="5670" w:hanging="141"/>
         <w:rPr>
           <w:rFonts w:ascii="Arial Narrow" w:hAnsi="Arial Narrow"/>
           <w:sz w:val="24"/>
@@ -2270,14 +2270,7 @@
           <w:rFonts w:ascii="Arial Narrow" w:hAnsi="Arial Narrow"/>
           <w:sz w:val="24"/>
         </w:rPr>
-        <w:t>2</w:t>
-      </w:r>
-      <w:r>
-        <w:rPr>
-          <w:rFonts w:ascii="Arial Narrow" w:hAnsi="Arial Narrow"/>
-          <w:sz w:val="24"/>
-        </w:rPr>
-        <w:t>8</w:t>
+        <w:t>14</w:t>
       </w:r>
       <w:r>
         <w:rPr>
@@ -2307,7 +2300,21 @@
           <w:rFonts w:ascii="Arial Narrow" w:hAnsi="Arial Narrow"/>
           <w:sz w:val="24"/>
         </w:rPr>
-        <w:t>abril de</w:t>
+        <w:t>a</w:t>
+      </w:r>
+      <w:r>
+        <w:rPr>
+          <w:rFonts w:ascii="Arial Narrow" w:hAnsi="Arial Narrow"/>
+          <w:sz w:val="24"/>
+        </w:rPr>
+        <w:t>gosto</w:t>
+      </w:r>
+      <w:r>
+        <w:rPr>
+          <w:rFonts w:ascii="Arial Narrow" w:hAnsi="Arial Narrow"/>
+          <w:sz w:val="24"/>
+        </w:rPr>
+        <w:t xml:space="preserve"> de</w:t>
       </w:r>
       <w:r>
         <w:rPr>
@@ -2690,7 +2697,7 @@
               </wp:anchor>
             </w:drawing>
           </mc:Choice>
-          <mc:Fallback>
+          <mc:Fallback xmlns:pic="http://schemas.openxmlformats.org/drawingml/2006/picture" xmlns:a14="http://schemas.microsoft.com/office/drawing/2010/main" xmlns:a="http://schemas.openxmlformats.org/drawingml/2006/main" xmlns:w16sdtfl="http://schemas.microsoft.com/office/word/2024/wordml/sdtformatlock" xmlns:w16du="http://schemas.microsoft.com/office/word/2023/wordml/word16du" xmlns:oel="http://schemas.microsoft.com/office/2019/extlst">
             <w:pict>
               <v:group id="Group 2" style="position:absolute;left:0;text-align:left;margin-left:261.75pt;margin-top:17.8pt;width:255.35pt;height:18.4pt;z-index:-251657216;mso-wrap-distance-left:0;mso-wrap-distance-right:0;mso-position-horizontal-relative:page" coordsize="5107,368" coordorigin="6330,356" o:spid="_x0000_s1026" w14:anchorId="59358AFE" o:gfxdata="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">
                 <v:shape id="AutoShape 5" style="position:absolute;left:6330;top:379;width:5107;height:2;visibility:visible;mso-wrap-style:square;v-text-anchor:top" coordsize="5107,2" o:spid="_x0000_s1027" filled="f" strokeweight=".5pt" path="m,l1824,t5,l5107,e" o:gfxdata="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">
@@ -2758,7 +2765,7 @@
         <w:sectPr>
           <w:headerReference w:type="default" r:id="rId7"/>
           <w:type w:val="continuous"/>
-          <w:pgSz w:w="11900" w:h="16840" w:orient="portrait"/>
+          <w:pgSz w:w="11900" w:h="16840"/>
           <w:pgMar w:top="680" w:right="1552" w:bottom="280" w:left="1160" w:header="720" w:footer="720" w:gutter="0"/>
           <w:cols w:space="720"/>
           <w:docGrid w:linePitch="299"/>
@@ -2968,67 +2975,6 @@
           <w:szCs w:val="24"/>
         </w:rPr>
         <w:t xml:space="preserve">    </w:t>
-      </w:r>
-      <w:r>
-        <w:rPr>
-          <w:rFonts w:ascii="Times New Roman" w:hAnsi="Times New Roman" w:cs="Times New Roman"/>
-          <w:sz w:val="24"/>
-          <w:szCs w:val="24"/>
-        </w:rPr>
-        <w:t>DATA</w:t>
-      </w:r>
-      <w:r>
-        <w:rPr>
-          <w:rFonts w:ascii="Times New Roman" w:hAnsi="Times New Roman" w:cs="Times New Roman"/>
-          <w:spacing w:val="-21"/>
-          <w:sz w:val="24"/>
-          <w:szCs w:val="24"/>
-        </w:rPr>
-        <w:t xml:space="preserve"> </w:t>
-      </w:r>
-      <w:r>
-        <w:rPr>
-          <w:rFonts w:ascii="Times New Roman" w:hAnsi="Times New Roman" w:cs="Times New Roman"/>
-          <w:sz w:val="24"/>
-          <w:szCs w:val="24"/>
-        </w:rPr>
-        <w:t>BASE:</w:t>
-      </w:r>
-      <w:r>
-        <w:rPr>
-          <w:rFonts w:ascii="Times New Roman" w:hAnsi="Times New Roman" w:cs="Times New Roman"/>
-          <w:spacing w:val="-20"/>
-          <w:sz w:val="24"/>
-          <w:szCs w:val="24"/>
-        </w:rPr>
-        <w:t xml:space="preserve"> </w:t>
-      </w:r>
-      <w:r>
-        <w:rPr>
-          <w:rFonts w:ascii="Times New Roman" w:hAnsi="Times New Roman" w:cs="Times New Roman"/>
-          <w:b w:val="0"/>
-          <w:sz w:val="24"/>
-          <w:szCs w:val="24"/>
-        </w:rPr>
-        <w:t>SETEMBRO</w:t>
-      </w:r>
-      <w:r>
-        <w:rPr>
-          <w:rFonts w:ascii="Times New Roman" w:hAnsi="Times New Roman" w:cs="Times New Roman"/>
-          <w:b w:val="0"/>
-          <w:sz w:val="24"/>
-          <w:szCs w:val="24"/>
-        </w:rPr>
-        <w:t>/202</w:t>
-      </w:r>
-      <w:r>
-        <w:rPr>
-          <w:rFonts w:ascii="Times New Roman" w:hAnsi="Times New Roman" w:cs="Times New Roman"/>
-          <w:b w:val="0"/>
-          <w:sz w:val="24"/>
-          <w:szCs w:val="24"/>
-        </w:rPr>
-        <w:t>2</w:t>
       </w:r>
     </w:p>
     <w:p>
@@ -3548,11 +3494,9 @@
     </w:p>
     <w:p>
       <w:pPr>
-        <w:pStyle w:val="Normal"/>
         <w:tabs>
           <w:tab w:val="left" w:pos="9030"/>
         </w:tabs>
-        <w:ind/>
         <w:rPr>
           <w:sz w:val="16"/>
           <w:szCs w:val="16"/>
@@ -3560,9 +3504,9 @@
       </w:pPr>
     </w:p>
     <w:sectPr>
-      <w:headerReference w:type="default" r:id="rId14"/>
-      <w:footerReference w:type="default" r:id="rId15"/>
-      <w:pgSz w:w="11910" w:h="16840" w:orient="portrait"/>
+      <w:headerReference w:type="default" r:id="rId9"/>
+      <w:footerReference w:type="default" r:id="rId10"/>
+      <w:pgSz w:w="11910" w:h="16840"/>
       <w:pgMar w:top="2040" w:right="1540" w:bottom="1400" w:left="580" w:header="697" w:footer="1214" w:gutter="0"/>
       <w:cols w:space="720"/>
     </w:sectPr>
@@ -3571,7 +3515,7 @@
 </file>
 
 <file path=word/endnotes.xml><?xml version="1.0" encoding="utf-8"?>
-<w:endnotes xmlns:wpc="http://schemas.microsoft.com/office/word/2010/wordprocessingCanvas" xmlns:cx="http://schemas.microsoft.com/office/drawing/2014/chartex" xmlns:cx1="http://schemas.microsoft.com/office/drawing/2015/9/8/chartex" xmlns:cx2="http://schemas.microsoft.com/office/drawing/2015/10/21/chartex" xmlns:cx3="http://schemas.microsoft.com/office/drawing/2016/5/9/chartex" xmlns:cx4="http://schemas.microsoft.com/office/drawing/2016/5/10/chartex" xmlns:cx5="http://schemas.microsoft.com/office/drawing/2016/5/11/chartex" xmlns:cx6="http://schemas.microsoft.com/office/drawing/2016/5/12/chartex" xmlns:cx7="http://schemas.microsoft.com/office/drawing/2016/5/13/chartex" xmlns:cx8="http://schemas.microsoft.com/office/drawing/2016/5/14/chartex" xmlns:mc="http://schemas.openxmlformats.org/markup-compatibility/2006" xmlns:aink="http://schemas.microsoft.com/office/drawing/2016/ink" xmlns:am3d="http://schemas.microsoft.com/office/drawing/2017/model3d" xmlns:o="urn:schemas-microsoft-com:office:office" xmlns:oel="http://schemas.microsoft.com/office/2019/extlst" xmlns:r="http://schemas.openxmlformats.org/officeDocument/2006/relationships" xmlns:m="http://schemas.openxmlformats.org/officeDocument/2006/math" xmlns:v="urn:schemas-microsoft-com:vml" xmlns:wp14="http://schemas.microsoft.com/office/word/2010/wordprocessingDrawing" xmlns:wp="http://schemas.openxmlformats.org/drawingml/2006/wordprocessingDrawing" xmlns:w10="urn:schemas-microsoft-com:office:word" xmlns:w="http://schemas.openxmlformats.org/wordprocessingml/2006/main" xmlns:w14="http://schemas.microsoft.com/office/word/2010/wordml" xmlns:w15="http://schemas.microsoft.com/office/word/2012/wordml" xmlns:w16cex="http://schemas.microsoft.com/office/word/2018/wordml/cex" xmlns:w16cid="http://schemas.microsoft.com/office/word/2016/wordml/cid" xmlns:w16="http://schemas.microsoft.com/office/word/2018/wordml" xmlns:w16du="http://schemas.microsoft.com/office/word/2023/wordml/word16du" xmlns:w16sdtdh="http://schemas.microsoft.com/office/word/2020/wordml/sdtdatahash" xmlns:w16sdtfl="http://schemas.microsoft.com/office/word/2024/wordml/sdtformatlock" xmlns:w16se="http://schemas.microsoft.com/office/word/2015/wordml/symex" xmlns:wpg="http://schemas.microsoft.com/office/word/2010/wordprocessingGroup" xmlns:wpi="http://schemas.microsoft.com/office/word/2010/wordprocessingInk" xmlns:wne="http://schemas.microsoft.com/office/word/2006/wordml" xmlns:wps="http://schemas.microsoft.com/office/word/2010/wordprocessingShape" mc:Ignorable="w14 w15 w16se w16cid w16 w16cex w16sdtdh w16sdtfl w16du wp14">
+<w:endnotes xmlns:wpc="http://schemas.microsoft.com/office/word/2010/wordprocessingCanvas" xmlns:cx="http://schemas.microsoft.com/office/drawing/2014/chartex" xmlns:cx1="http://schemas.microsoft.com/office/drawing/2015/9/8/chartex" xmlns:cx2="http://schemas.microsoft.com/office/drawing/2015/10/21/chartex" xmlns:cx3="http://schemas.microsoft.com/office/drawing/2016/5/9/chartex" xmlns:cx4="http://schemas.microsoft.com/office/drawing/2016/5/10/chartex" xmlns:cx5="http://schemas.microsoft.com/office/drawing/2016/5/11/chartex" xmlns:cx6="http://schemas.microsoft.com/office/drawing/2016/5/12/chartex" xmlns:cx7="http://schemas.microsoft.com/office/drawing/2016/5/13/chartex" xmlns:cx8="http://schemas.microsoft.com/office/drawing/2016/5/14/chartex" xmlns:mc="http://schemas.openxmlformats.org/markup-compatibility/2006" xmlns:aink="http://schemas.microsoft.com/office/drawing/2016/ink" xmlns:am3d="http://schemas.microsoft.com/office/drawing/2017/model3d" xmlns:o="urn:schemas-microsoft-com:office:office" xmlns:r="http://schemas.openxmlformats.org/officeDocument/2006/relationships" xmlns:m="http://schemas.openxmlformats.org/officeDocument/2006/math" xmlns:v="urn:schemas-microsoft-com:vml" xmlns:wp14="http://schemas.microsoft.com/office/word/2010/wordprocessingDrawing" xmlns:wp="http://schemas.openxmlformats.org/drawingml/2006/wordprocessingDrawing" xmlns:w10="urn:schemas-microsoft-com:office:word" xmlns:w="http://schemas.openxmlformats.org/wordprocessingml/2006/main" xmlns:w14="http://schemas.microsoft.com/office/word/2010/wordml" xmlns:w15="http://schemas.microsoft.com/office/word/2012/wordml" xmlns:w16cex="http://schemas.microsoft.com/office/word/2018/wordml/cex" xmlns:w16cid="http://schemas.microsoft.com/office/word/2016/wordml/cid" xmlns:w16="http://schemas.microsoft.com/office/word/2018/wordml" xmlns:w16sdtdh="http://schemas.microsoft.com/office/word/2020/wordml/sdtdatahash" xmlns:w16se="http://schemas.microsoft.com/office/word/2015/wordml/symex" xmlns:wpg="http://schemas.microsoft.com/office/word/2010/wordprocessingGroup" xmlns:wpi="http://schemas.microsoft.com/office/word/2010/wordprocessingInk" xmlns:wne="http://schemas.microsoft.com/office/word/2006/wordml" xmlns:wps="http://schemas.microsoft.com/office/word/2010/wordprocessingShape" mc:Ignorable="w14 w15 w16se w16cid w16 w16cex w16sdtdh wp14">
   <w:endnote w:type="separator" w:id="-1">
     <w:p>
       <w:r>
@@ -3590,7 +3534,7 @@
 </file>
 
 <file path=word/footer1.xml><?xml version="1.0" encoding="utf-8"?>
-<w:ftr xmlns:wpc="http://schemas.microsoft.com/office/word/2010/wordprocessingCanvas" xmlns:cx="http://schemas.microsoft.com/office/drawing/2014/chartex" xmlns:cx1="http://schemas.microsoft.com/office/drawing/2015/9/8/chartex" xmlns:cx2="http://schemas.microsoft.com/office/drawing/2015/10/21/chartex" xmlns:cx3="http://schemas.microsoft.com/office/drawing/2016/5/9/chartex" xmlns:cx4="http://schemas.microsoft.com/office/drawing/2016/5/10/chartex" xmlns:cx5="http://schemas.microsoft.com/office/drawing/2016/5/11/chartex" xmlns:cx6="http://schemas.microsoft.com/office/drawing/2016/5/12/chartex" xmlns:cx7="http://schemas.microsoft.com/office/drawing/2016/5/13/chartex" xmlns:cx8="http://schemas.microsoft.com/office/drawing/2016/5/14/chartex" xmlns:mc="http://schemas.openxmlformats.org/markup-compatibility/2006" xmlns:aink="http://schemas.microsoft.com/office/drawing/2016/ink" xmlns:am3d="http://schemas.microsoft.com/office/drawing/2017/model3d" xmlns:o="urn:schemas-microsoft-com:office:office" xmlns:oel="http://schemas.microsoft.com/office/2019/extlst" xmlns:r="http://schemas.openxmlformats.org/officeDocument/2006/relationships" xmlns:m="http://schemas.openxmlformats.org/officeDocument/2006/math" xmlns:v="urn:schemas-microsoft-com:vml" xmlns:wp14="http://schemas.microsoft.com/office/word/2010/wordprocessingDrawing" xmlns:wp="http://schemas.openxmlformats.org/drawingml/2006/wordprocessingDrawing" xmlns:w10="urn:schemas-microsoft-com:office:word" xmlns:w="http://schemas.openxmlformats.org/wordprocessingml/2006/main" xmlns:w14="http://schemas.microsoft.com/office/word/2010/wordml" xmlns:w15="http://schemas.microsoft.com/office/word/2012/wordml" xmlns:w16cex="http://schemas.microsoft.com/office/word/2018/wordml/cex" xmlns:w16cid="http://schemas.microsoft.com/office/word/2016/wordml/cid" xmlns:w16="http://schemas.microsoft.com/office/word/2018/wordml" xmlns:w16du="http://schemas.microsoft.com/office/word/2023/wordml/word16du" xmlns:w16sdtdh="http://schemas.microsoft.com/office/word/2020/wordml/sdtdatahash" xmlns:w16sdtfl="http://schemas.microsoft.com/office/word/2024/wordml/sdtformatlock" xmlns:w16se="http://schemas.microsoft.com/office/word/2015/wordml/symex" xmlns:wpg="http://schemas.microsoft.com/office/word/2010/wordprocessingGroup" xmlns:wpi="http://schemas.microsoft.com/office/word/2010/wordprocessingInk" xmlns:wne="http://schemas.microsoft.com/office/word/2006/wordml" xmlns:wps="http://schemas.microsoft.com/office/word/2010/wordprocessingShape" xmlns:a="http://schemas.openxmlformats.org/drawingml/2006/main" xmlns:pic="http://schemas.openxmlformats.org/drawingml/2006/picture" xmlns:a14="http://schemas.microsoft.com/office/drawing/2010/main" mc:Ignorable="w14 w15 w16se w16cid w16 w16cex w16sdtdh w16sdtfl w16du wp14">
+<w:ftr xmlns:wpc="http://schemas.microsoft.com/office/word/2010/wordprocessingCanvas" xmlns:cx="http://schemas.microsoft.com/office/drawing/2014/chartex" xmlns:cx1="http://schemas.microsoft.com/office/drawing/2015/9/8/chartex" xmlns:cx2="http://schemas.microsoft.com/office/drawing/2015/10/21/chartex" xmlns:cx3="http://schemas.microsoft.com/office/drawing/2016/5/9/chartex" xmlns:cx4="http://schemas.microsoft.com/office/drawing/2016/5/10/chartex" xmlns:cx5="http://schemas.microsoft.com/office/drawing/2016/5/11/chartex" xmlns:cx6="http://schemas.microsoft.com/office/drawing/2016/5/12/chartex" xmlns:cx7="http://schemas.microsoft.com/office/drawing/2016/5/13/chartex" xmlns:cx8="http://schemas.microsoft.com/office/drawing/2016/5/14/chartex" xmlns:mc="http://schemas.openxmlformats.org/markup-compatibility/2006" xmlns:aink="http://schemas.microsoft.com/office/drawing/2016/ink" xmlns:am3d="http://schemas.microsoft.com/office/drawing/2017/model3d" xmlns:o="urn:schemas-microsoft-com:office:office" xmlns:r="http://schemas.openxmlformats.org/officeDocument/2006/relationships" xmlns:m="http://schemas.openxmlformats.org/officeDocument/2006/math" xmlns:v="urn:schemas-microsoft-com:vml" xmlns:wp14="http://schemas.microsoft.com/office/word/2010/wordprocessingDrawing" xmlns:wp="http://schemas.openxmlformats.org/drawingml/2006/wordprocessingDrawing" xmlns:w10="urn:schemas-microsoft-com:office:word" xmlns:w="http://schemas.openxmlformats.org/wordprocessingml/2006/main" xmlns:w14="http://schemas.microsoft.com/office/word/2010/wordml" xmlns:w15="http://schemas.microsoft.com/office/word/2012/wordml" xmlns:w16cex="http://schemas.microsoft.com/office/word/2018/wordml/cex" xmlns:w16cid="http://schemas.microsoft.com/office/word/2016/wordml/cid" xmlns:w16="http://schemas.microsoft.com/office/word/2018/wordml" xmlns:w16sdtdh="http://schemas.microsoft.com/office/word/2020/wordml/sdtdatahash" xmlns:w16se="http://schemas.microsoft.com/office/word/2015/wordml/symex" xmlns:wpg="http://schemas.microsoft.com/office/word/2010/wordprocessingGroup" xmlns:wpi="http://schemas.microsoft.com/office/word/2010/wordprocessingInk" xmlns:wne="http://schemas.microsoft.com/office/word/2006/wordml" xmlns:wps="http://schemas.microsoft.com/office/word/2010/wordprocessingShape" mc:Ignorable="w14 w15 w16se w16cid w16 w16cex w16sdtdh wp14">
   <w:p>
     <w:pPr>
       <w:pStyle w:val="Corpodetexto"/>
@@ -3663,7 +3607,7 @@
 </file>
 
 <file path=word/footnotes.xml><?xml version="1.0" encoding="utf-8"?>
-<w:footnotes xmlns:wpc="http://schemas.microsoft.com/office/word/2010/wordprocessingCanvas" xmlns:cx="http://schemas.microsoft.com/office/drawing/2014/chartex" xmlns:cx1="http://schemas.microsoft.com/office/drawing/2015/9/8/chartex" xmlns:cx2="http://schemas.microsoft.com/office/drawing/2015/10/21/chartex" xmlns:cx3="http://schemas.microsoft.com/office/drawing/2016/5/9/chartex" xmlns:cx4="http://schemas.microsoft.com/office/drawing/2016/5/10/chartex" xmlns:cx5="http://schemas.microsoft.com/office/drawing/2016/5/11/chartex" xmlns:cx6="http://schemas.microsoft.com/office/drawing/2016/5/12/chartex" xmlns:cx7="http://schemas.microsoft.com/office/drawing/2016/5/13/chartex" xmlns:cx8="http://schemas.microsoft.com/office/drawing/2016/5/14/chartex" xmlns:mc="http://schemas.openxmlformats.org/markup-compatibility/2006" xmlns:aink="http://schemas.microsoft.com/office/drawing/2016/ink" xmlns:am3d="http://schemas.microsoft.com/office/drawing/2017/model3d" xmlns:o="urn:schemas-microsoft-com:office:office" xmlns:oel="http://schemas.microsoft.com/office/2019/extlst" xmlns:r="http://schemas.openxmlformats.org/officeDocument/2006/relationships" xmlns:m="http://schemas.openxmlformats.org/officeDocument/2006/math" xmlns:v="urn:schemas-microsoft-com:vml" xmlns:wp14="http://schemas.microsoft.com/office/word/2010/wordprocessingDrawing" xmlns:wp="http://schemas.openxmlformats.org/drawingml/2006/wordprocessingDrawing" xmlns:w10="urn:schemas-microsoft-com:office:word" xmlns:w="http://schemas.openxmlformats.org/wordprocessingml/2006/main" xmlns:w14="http://schemas.microsoft.com/office/word/2010/wordml" xmlns:w15="http://schemas.microsoft.com/office/word/2012/wordml" xmlns:w16cex="http://schemas.microsoft.com/office/word/2018/wordml/cex" xmlns:w16cid="http://schemas.microsoft.com/office/word/2016/wordml/cid" xmlns:w16="http://schemas.microsoft.com/office/word/2018/wordml" xmlns:w16du="http://schemas.microsoft.com/office/word/2023/wordml/word16du" xmlns:w16sdtdh="http://schemas.microsoft.com/office/word/2020/wordml/sdtdatahash" xmlns:w16sdtfl="http://schemas.microsoft.com/office/word/2024/wordml/sdtformatlock" xmlns:w16se="http://schemas.microsoft.com/office/word/2015/wordml/symex" xmlns:wpg="http://schemas.microsoft.com/office/word/2010/wordprocessingGroup" xmlns:wpi="http://schemas.microsoft.com/office/word/2010/wordprocessingInk" xmlns:wne="http://schemas.microsoft.com/office/word/2006/wordml" xmlns:wps="http://schemas.microsoft.com/office/word/2010/wordprocessingShape" mc:Ignorable="w14 w15 w16se w16cid w16 w16cex w16sdtdh w16sdtfl w16du wp14">
+<w:footnotes xmlns:wpc="http://schemas.microsoft.com/office/word/2010/wordprocessingCanvas" xmlns:cx="http://schemas.microsoft.com/office/drawing/2014/chartex" xmlns:cx1="http://schemas.microsoft.com/office/drawing/2015/9/8/chartex" xmlns:cx2="http://schemas.microsoft.com/office/drawing/2015/10/21/chartex" xmlns:cx3="http://schemas.microsoft.com/office/drawing/2016/5/9/chartex" xmlns:cx4="http://schemas.microsoft.com/office/drawing/2016/5/10/chartex" xmlns:cx5="http://schemas.microsoft.com/office/drawing/2016/5/11/chartex" xmlns:cx6="http://schemas.microsoft.com/office/drawing/2016/5/12/chartex" xmlns:cx7="http://schemas.microsoft.com/office/drawing/2016/5/13/chartex" xmlns:cx8="http://schemas.microsoft.com/office/drawing/2016/5/14/chartex" xmlns:mc="http://schemas.openxmlformats.org/markup-compatibility/2006" xmlns:aink="http://schemas.microsoft.com/office/drawing/2016/ink" xmlns:am3d="http://schemas.microsoft.com/office/drawing/2017/model3d" xmlns:o="urn:schemas-microsoft-com:office:office" xmlns:r="http://schemas.openxmlformats.org/officeDocument/2006/relationships" xmlns:m="http://schemas.openxmlformats.org/officeDocument/2006/math" xmlns:v="urn:schemas-microsoft-com:vml" xmlns:wp14="http://schemas.microsoft.com/office/word/2010/wordprocessingDrawing" xmlns:wp="http://schemas.openxmlformats.org/drawingml/2006/wordprocessingDrawing" xmlns:w10="urn:schemas-microsoft-com:office:word" xmlns:w="http://schemas.openxmlformats.org/wordprocessingml/2006/main" xmlns:w14="http://schemas.microsoft.com/office/word/2010/wordml" xmlns:w15="http://schemas.microsoft.com/office/word/2012/wordml" xmlns:w16cex="http://schemas.microsoft.com/office/word/2018/wordml/cex" xmlns:w16cid="http://schemas.microsoft.com/office/word/2016/wordml/cid" xmlns:w16="http://schemas.microsoft.com/office/word/2018/wordml" xmlns:w16sdtdh="http://schemas.microsoft.com/office/word/2020/wordml/sdtdatahash" xmlns:w16se="http://schemas.microsoft.com/office/word/2015/wordml/symex" xmlns:wpg="http://schemas.microsoft.com/office/word/2010/wordprocessingGroup" xmlns:wpi="http://schemas.microsoft.com/office/word/2010/wordprocessingInk" xmlns:wne="http://schemas.microsoft.com/office/word/2006/wordml" xmlns:wps="http://schemas.microsoft.com/office/word/2010/wordprocessingShape" mc:Ignorable="w14 w15 w16se w16cid w16 w16cex w16sdtdh wp14">
   <w:footnote w:type="separator" w:id="-1">
     <w:p>
       <w:r>
@@ -3682,7 +3626,7 @@
 </file>
 
 <file path=word/header1.xml><?xml version="1.0" encoding="utf-8"?>
-<w:hdr xmlns:wpc="http://schemas.microsoft.com/office/word/2010/wordprocessingCanvas" xmlns:cx="http://schemas.microsoft.com/office/drawing/2014/chartex" xmlns:cx1="http://schemas.microsoft.com/office/drawing/2015/9/8/chartex" xmlns:cx2="http://schemas.microsoft.com/office/drawing/2015/10/21/chartex" xmlns:cx3="http://schemas.microsoft.com/office/drawing/2016/5/9/chartex" xmlns:cx4="http://schemas.microsoft.com/office/drawing/2016/5/10/chartex" xmlns:cx5="http://schemas.microsoft.com/office/drawing/2016/5/11/chartex" xmlns:cx6="http://schemas.microsoft.com/office/drawing/2016/5/12/chartex" xmlns:cx7="http://schemas.microsoft.com/office/drawing/2016/5/13/chartex" xmlns:cx8="http://schemas.microsoft.com/office/drawing/2016/5/14/chartex" xmlns:mc="http://schemas.openxmlformats.org/markup-compatibility/2006" xmlns:aink="http://schemas.microsoft.com/office/drawing/2016/ink" xmlns:am3d="http://schemas.microsoft.com/office/drawing/2017/model3d" xmlns:o="urn:schemas-microsoft-com:office:office" xmlns:oel="http://schemas.microsoft.com/office/2019/extlst" xmlns:r="http://schemas.openxmlformats.org/officeDocument/2006/relationships" xmlns:m="http://schemas.openxmlformats.org/officeDocument/2006/math" xmlns:v="urn:schemas-microsoft-com:vml" xmlns:wp14="http://schemas.microsoft.com/office/word/2010/wordprocessingDrawing" xmlns:wp="http://schemas.openxmlformats.org/drawingml/2006/wordprocessingDrawing" xmlns:w10="urn:schemas-microsoft-com:office:word" xmlns:w="http://schemas.openxmlformats.org/wordprocessingml/2006/main" xmlns:w14="http://schemas.microsoft.com/office/word/2010/wordml" xmlns:w15="http://schemas.microsoft.com/office/word/2012/wordml" xmlns:w16cex="http://schemas.microsoft.com/office/word/2018/wordml/cex" xmlns:w16cid="http://schemas.microsoft.com/office/word/2016/wordml/cid" xmlns:w16="http://schemas.microsoft.com/office/word/2018/wordml" xmlns:w16du="http://schemas.microsoft.com/office/word/2023/wordml/word16du" xmlns:w16sdtdh="http://schemas.microsoft.com/office/word/2020/wordml/sdtdatahash" xmlns:w16sdtfl="http://schemas.microsoft.com/office/word/2024/wordml/sdtformatlock" xmlns:w16se="http://schemas.microsoft.com/office/word/2015/wordml/symex" xmlns:wpg="http://schemas.microsoft.com/office/word/2010/wordprocessingGroup" xmlns:wpi="http://schemas.microsoft.com/office/word/2010/wordprocessingInk" xmlns:wne="http://schemas.microsoft.com/office/word/2006/wordml" xmlns:wps="http://schemas.microsoft.com/office/word/2010/wordprocessingShape" xmlns:a="http://schemas.openxmlformats.org/drawingml/2006/main" xmlns:pic="http://schemas.openxmlformats.org/drawingml/2006/picture" xmlns:a14="http://schemas.microsoft.com/office/drawing/2010/main" mc:Ignorable="w14 w15 w16se w16cid w16 w16cex w16sdtdh w16sdtfl w16du wp14">
+<w:hdr xmlns:wpc="http://schemas.microsoft.com/office/word/2010/wordprocessingCanvas" xmlns:cx="http://schemas.microsoft.com/office/drawing/2014/chartex" xmlns:cx1="http://schemas.microsoft.com/office/drawing/2015/9/8/chartex" xmlns:cx2="http://schemas.microsoft.com/office/drawing/2015/10/21/chartex" xmlns:cx3="http://schemas.microsoft.com/office/drawing/2016/5/9/chartex" xmlns:cx4="http://schemas.microsoft.com/office/drawing/2016/5/10/chartex" xmlns:cx5="http://schemas.microsoft.com/office/drawing/2016/5/11/chartex" xmlns:cx6="http://schemas.microsoft.com/office/drawing/2016/5/12/chartex" xmlns:cx7="http://schemas.microsoft.com/office/drawing/2016/5/13/chartex" xmlns:cx8="http://schemas.microsoft.com/office/drawing/2016/5/14/chartex" xmlns:mc="http://schemas.openxmlformats.org/markup-compatibility/2006" xmlns:aink="http://schemas.microsoft.com/office/drawing/2016/ink" xmlns:am3d="http://schemas.microsoft.com/office/drawing/2017/model3d" xmlns:o="urn:schemas-microsoft-com:office:office" xmlns:r="http://schemas.openxmlformats.org/officeDocument/2006/relationships" xmlns:m="http://schemas.openxmlformats.org/officeDocument/2006/math" xmlns:v="urn:schemas-microsoft-com:vml" xmlns:wp14="http://schemas.microsoft.com/office/word/2010/wordprocessingDrawing" xmlns:wp="http://schemas.openxmlformats.org/drawingml/2006/wordprocessingDrawing" xmlns:w10="urn:schemas-microsoft-com:office:word" xmlns:w="http://schemas.openxmlformats.org/wordprocessingml/2006/main" xmlns:w14="http://schemas.microsoft.com/office/word/2010/wordml" xmlns:w15="http://schemas.microsoft.com/office/word/2012/wordml" xmlns:w16cex="http://schemas.microsoft.com/office/word/2018/wordml/cex" xmlns:w16cid="http://schemas.microsoft.com/office/word/2016/wordml/cid" xmlns:w16="http://schemas.microsoft.com/office/word/2018/wordml" xmlns:w16sdtdh="http://schemas.microsoft.com/office/word/2020/wordml/sdtdatahash" xmlns:w16se="http://schemas.microsoft.com/office/word/2015/wordml/symex" xmlns:wpg="http://schemas.microsoft.com/office/word/2010/wordprocessingGroup" xmlns:wpi="http://schemas.microsoft.com/office/word/2010/wordprocessingInk" xmlns:wne="http://schemas.microsoft.com/office/word/2006/wordml" xmlns:wps="http://schemas.microsoft.com/office/word/2010/wordprocessingShape" mc:Ignorable="w14 w15 w16se w16cid w16 w16cex w16sdtdh wp14">
   <w:p>
     <w:pPr>
       <w:pStyle w:val="Cabealho"/>
@@ -3794,7 +3738,7 @@
 </file>
 
 <file path=word/header2.xml><?xml version="1.0" encoding="utf-8"?>
-<w:hdr xmlns:wpc="http://schemas.microsoft.com/office/word/2010/wordprocessingCanvas" xmlns:cx="http://schemas.microsoft.com/office/drawing/2014/chartex" xmlns:cx1="http://schemas.microsoft.com/office/drawing/2015/9/8/chartex" xmlns:cx2="http://schemas.microsoft.com/office/drawing/2015/10/21/chartex" xmlns:cx3="http://schemas.microsoft.com/office/drawing/2016/5/9/chartex" xmlns:cx4="http://schemas.microsoft.com/office/drawing/2016/5/10/chartex" xmlns:cx5="http://schemas.microsoft.com/office/drawing/2016/5/11/chartex" xmlns:cx6="http://schemas.microsoft.com/office/drawing/2016/5/12/chartex" xmlns:cx7="http://schemas.microsoft.com/office/drawing/2016/5/13/chartex" xmlns:cx8="http://schemas.microsoft.com/office/drawing/2016/5/14/chartex" xmlns:mc="http://schemas.openxmlformats.org/markup-compatibility/2006" xmlns:aink="http://schemas.microsoft.com/office/drawing/2016/ink" xmlns:am3d="http://schemas.microsoft.com/office/drawing/2017/model3d" xmlns:o="urn:schemas-microsoft-com:office:office" xmlns:oel="http://schemas.microsoft.com/office/2019/extlst" xmlns:r="http://schemas.openxmlformats.org/officeDocument/2006/relationships" xmlns:m="http://schemas.openxmlformats.org/officeDocument/2006/math" xmlns:v="urn:schemas-microsoft-com:vml" xmlns:wp14="http://schemas.microsoft.com/office/word/2010/wordprocessingDrawing" xmlns:wp="http://schemas.openxmlformats.org/drawingml/2006/wordprocessingDrawing" xmlns:w10="urn:schemas-microsoft-com:office:word" xmlns:w="http://schemas.openxmlformats.org/wordprocessingml/2006/main" xmlns:w14="http://schemas.microsoft.com/office/word/2010/wordml" xmlns:w15="http://schemas.microsoft.com/office/word/2012/wordml" xmlns:w16cex="http://schemas.microsoft.com/office/word/2018/wordml/cex" xmlns:w16cid="http://schemas.microsoft.com/office/word/2016/wordml/cid" xmlns:w16="http://schemas.microsoft.com/office/word/2018/wordml" xmlns:w16du="http://schemas.microsoft.com/office/word/2023/wordml/word16du" xmlns:w16sdtdh="http://schemas.microsoft.com/office/word/2020/wordml/sdtdatahash" xmlns:w16sdtfl="http://schemas.microsoft.com/office/word/2024/wordml/sdtformatlock" xmlns:w16se="http://schemas.microsoft.com/office/word/2015/wordml/symex" xmlns:wpg="http://schemas.microsoft.com/office/word/2010/wordprocessingGroup" xmlns:wpi="http://schemas.microsoft.com/office/word/2010/wordprocessingInk" xmlns:wne="http://schemas.microsoft.com/office/word/2006/wordml" xmlns:wps="http://schemas.microsoft.com/office/word/2010/wordprocessingShape" xmlns:a="http://schemas.openxmlformats.org/drawingml/2006/main" xmlns:pic="http://schemas.openxmlformats.org/drawingml/2006/picture" xmlns:a14="http://schemas.microsoft.com/office/drawing/2010/main" mc:Ignorable="w14 w15 w16se w16cid w16 w16cex w16sdtdh w16sdtfl w16du wp14">
+<w:hdr xmlns:wpc="http://schemas.microsoft.com/office/word/2010/wordprocessingCanvas" xmlns:cx="http://schemas.microsoft.com/office/drawing/2014/chartex" xmlns:cx1="http://schemas.microsoft.com/office/drawing/2015/9/8/chartex" xmlns:cx2="http://schemas.microsoft.com/office/drawing/2015/10/21/chartex" xmlns:cx3="http://schemas.microsoft.com/office/drawing/2016/5/9/chartex" xmlns:cx4="http://schemas.microsoft.com/office/drawing/2016/5/10/chartex" xmlns:cx5="http://schemas.microsoft.com/office/drawing/2016/5/11/chartex" xmlns:cx6="http://schemas.microsoft.com/office/drawing/2016/5/12/chartex" xmlns:cx7="http://schemas.microsoft.com/office/drawing/2016/5/13/chartex" xmlns:cx8="http://schemas.microsoft.com/office/drawing/2016/5/14/chartex" xmlns:mc="http://schemas.openxmlformats.org/markup-compatibility/2006" xmlns:aink="http://schemas.microsoft.com/office/drawing/2016/ink" xmlns:am3d="http://schemas.microsoft.com/office/drawing/2017/model3d" xmlns:o="urn:schemas-microsoft-com:office:office" xmlns:r="http://schemas.openxmlformats.org/officeDocument/2006/relationships" xmlns:m="http://schemas.openxmlformats.org/officeDocument/2006/math" xmlns:v="urn:schemas-microsoft-com:vml" xmlns:wp14="http://schemas.microsoft.com/office/word/2010/wordprocessingDrawing" xmlns:wp="http://schemas.openxmlformats.org/drawingml/2006/wordprocessingDrawing" xmlns:w10="urn:schemas-microsoft-com:office:word" xmlns:w="http://schemas.openxmlformats.org/wordprocessingml/2006/main" xmlns:w14="http://schemas.microsoft.com/office/word/2010/wordml" xmlns:w15="http://schemas.microsoft.com/office/word/2012/wordml" xmlns:w16cex="http://schemas.microsoft.com/office/word/2018/wordml/cex" xmlns:w16cid="http://schemas.microsoft.com/office/word/2016/wordml/cid" xmlns:w16="http://schemas.microsoft.com/office/word/2018/wordml" xmlns:w16sdtdh="http://schemas.microsoft.com/office/word/2020/wordml/sdtdatahash" xmlns:w16se="http://schemas.microsoft.com/office/word/2015/wordml/symex" xmlns:wpg="http://schemas.microsoft.com/office/word/2010/wordprocessingGroup" xmlns:wpi="http://schemas.microsoft.com/office/word/2010/wordprocessingInk" xmlns:wne="http://schemas.microsoft.com/office/word/2006/wordml" xmlns:wps="http://schemas.microsoft.com/office/word/2010/wordprocessingShape" mc:Ignorable="w14 w15 w16se w16cid w16 w16cex w16sdtdh wp14">
   <w:p>
     <w:pPr>
       <w:pStyle w:val="Cabealho"/>
@@ -3916,7 +3860,7 @@
 </file>
 
 <file path=word/numbering.xml><?xml version="1.0" encoding="utf-8"?>
-<w:numbering xmlns:wpc="http://schemas.microsoft.com/office/word/2010/wordprocessingCanvas" xmlns:cx="http://schemas.microsoft.com/office/drawing/2014/chartex" xmlns:cx1="http://schemas.microsoft.com/office/drawing/2015/9/8/chartex" xmlns:cx2="http://schemas.microsoft.com/office/drawing/2015/10/21/chartex" xmlns:cx3="http://schemas.microsoft.com/office/drawing/2016/5/9/chartex" xmlns:cx4="http://schemas.microsoft.com/office/drawing/2016/5/10/chartex" xmlns:cx5="http://schemas.microsoft.com/office/drawing/2016/5/11/chartex" xmlns:cx6="http://schemas.microsoft.com/office/drawing/2016/5/12/chartex" xmlns:cx7="http://schemas.microsoft.com/office/drawing/2016/5/13/chartex" xmlns:cx8="http://schemas.microsoft.com/office/drawing/2016/5/14/chartex" xmlns:mc="http://schemas.openxmlformats.org/markup-compatibility/2006" xmlns:aink="http://schemas.microsoft.com/office/drawing/2016/ink" xmlns:am3d="http://schemas.microsoft.com/office/drawing/2017/model3d" xmlns:o="urn:schemas-microsoft-com:office:office" xmlns:oel="http://schemas.microsoft.com/office/2019/extlst" xmlns:r="http://schemas.openxmlformats.org/officeDocument/2006/relationships" xmlns:m="http://schemas.openxmlformats.org/officeDocument/2006/math" xmlns:v="urn:schemas-microsoft-com:vml" xmlns:wp14="http://schemas.microsoft.com/office/word/2010/wordprocessingDrawing" xmlns:wp="http://schemas.openxmlformats.org/drawingml/2006/wordprocessingDrawing" xmlns:w10="urn:schemas-microsoft-com:office:word" xmlns:w="http://schemas.openxmlformats.org/wordprocessingml/2006/main" xmlns:w14="http://schemas.microsoft.com/office/word/2010/wordml" xmlns:w15="http://schemas.microsoft.com/office/word/2012/wordml" xmlns:w16cex="http://schemas.microsoft.com/office/word/2018/wordml/cex" xmlns:w16cid="http://schemas.microsoft.com/office/word/2016/wordml/cid" xmlns:w16="http://schemas.microsoft.com/office/word/2018/wordml" xmlns:w16du="http://schemas.microsoft.com/office/word/2023/wordml/word16du" xmlns:w16sdtdh="http://schemas.microsoft.com/office/word/2020/wordml/sdtdatahash" xmlns:w16sdtfl="http://schemas.microsoft.com/office/word/2024/wordml/sdtformatlock" xmlns:w16se="http://schemas.microsoft.com/office/word/2015/wordml/symex" xmlns:wpg="http://schemas.microsoft.com/office/word/2010/wordprocessingGroup" xmlns:wpi="http://schemas.microsoft.com/office/word/2010/wordprocessingInk" xmlns:wne="http://schemas.microsoft.com/office/word/2006/wordml" xmlns:wps="http://schemas.microsoft.com/office/word/2010/wordprocessingShape" mc:Ignorable="w14 w15 w16se w16cid w16 w16cex w16sdtdh w16sdtfl w16du wp14">
+<w:numbering xmlns:wpc="http://schemas.microsoft.com/office/word/2010/wordprocessingCanvas" xmlns:cx="http://schemas.microsoft.com/office/drawing/2014/chartex" xmlns:cx1="http://schemas.microsoft.com/office/drawing/2015/9/8/chartex" xmlns:cx2="http://schemas.microsoft.com/office/drawing/2015/10/21/chartex" xmlns:cx3="http://schemas.microsoft.com/office/drawing/2016/5/9/chartex" xmlns:cx4="http://schemas.microsoft.com/office/drawing/2016/5/10/chartex" xmlns:cx5="http://schemas.microsoft.com/office/drawing/2016/5/11/chartex" xmlns:cx6="http://schemas.microsoft.com/office/drawing/2016/5/12/chartex" xmlns:cx7="http://schemas.microsoft.com/office/drawing/2016/5/13/chartex" xmlns:cx8="http://schemas.microsoft.com/office/drawing/2016/5/14/chartex" xmlns:mc="http://schemas.openxmlformats.org/markup-compatibility/2006" xmlns:aink="http://schemas.microsoft.com/office/drawing/2016/ink" xmlns:am3d="http://schemas.microsoft.com/office/drawing/2017/model3d" xmlns:o="urn:schemas-microsoft-com:office:office" xmlns:r="http://schemas.openxmlformats.org/officeDocument/2006/relationships" xmlns:m="http://schemas.openxmlformats.org/officeDocument/2006/math" xmlns:v="urn:schemas-microsoft-com:vml" xmlns:wp14="http://schemas.microsoft.com/office/word/2010/wordprocessingDrawing" xmlns:wp="http://schemas.openxmlformats.org/drawingml/2006/wordprocessingDrawing" xmlns:w10="urn:schemas-microsoft-com:office:word" xmlns:w="http://schemas.openxmlformats.org/wordprocessingml/2006/main" xmlns:w14="http://schemas.microsoft.com/office/word/2010/wordml" xmlns:w15="http://schemas.microsoft.com/office/word/2012/wordml" xmlns:w16cex="http://schemas.microsoft.com/office/word/2018/wordml/cex" xmlns:w16cid="http://schemas.microsoft.com/office/word/2016/wordml/cid" xmlns:w16="http://schemas.microsoft.com/office/word/2018/wordml" xmlns:w16sdtdh="http://schemas.microsoft.com/office/word/2020/wordml/sdtdatahash" xmlns:w16se="http://schemas.microsoft.com/office/word/2015/wordml/symex" xmlns:wpg="http://schemas.microsoft.com/office/word/2010/wordprocessingGroup" xmlns:wpi="http://schemas.microsoft.com/office/word/2010/wordprocessingInk" xmlns:wne="http://schemas.microsoft.com/office/word/2006/wordml" xmlns:wps="http://schemas.microsoft.com/office/word/2010/wordprocessingShape" mc:Ignorable="w14 w15 w16se w16cid w16 w16cex w16sdtdh wp14">
   <w:abstractNum w:abstractNumId="0" w15:restartNumberingAfterBreak="0">
     <w:nsid w:val="0BBB417D"/>
     <w:multiLevelType w:val="hybridMultilevel"/>
@@ -3930,7 +3874,7 @@
         <w:ind w:left="1467" w:hanging="360"/>
       </w:pPr>
       <w:rPr>
-        <w:rFonts w:hint="default" w:ascii="Symbol" w:hAnsi="Symbol"/>
+        <w:rFonts w:ascii="Symbol" w:hAnsi="Symbol" w:hint="default"/>
       </w:rPr>
     </w:lvl>
     <w:lvl w:ilvl="1" w:tplc="04160003" w:tentative="1">
@@ -3942,7 +3886,7 @@
         <w:ind w:left="2187" w:hanging="360"/>
       </w:pPr>
       <w:rPr>
-        <w:rFonts w:hint="default" w:ascii="Courier New" w:hAnsi="Courier New" w:cs="Courier New"/>
+        <w:rFonts w:ascii="Courier New" w:hAnsi="Courier New" w:cs="Courier New" w:hint="default"/>
       </w:rPr>
     </w:lvl>
     <w:lvl w:ilvl="2" w:tplc="04160005" w:tentative="1">
@@ -3954,7 +3898,7 @@
         <w:ind w:left="2907" w:hanging="360"/>
       </w:pPr>
       <w:rPr>
-        <w:rFonts w:hint="default" w:ascii="Wingdings" w:hAnsi="Wingdings"/>
+        <w:rFonts w:ascii="Wingdings" w:hAnsi="Wingdings" w:hint="default"/>
       </w:rPr>
     </w:lvl>
     <w:lvl w:ilvl="3" w:tplc="04160001" w:tentative="1">
@@ -3966,7 +3910,7 @@
         <w:ind w:left="3627" w:hanging="360"/>
       </w:pPr>
       <w:rPr>
-        <w:rFonts w:hint="default" w:ascii="Symbol" w:hAnsi="Symbol"/>
+        <w:rFonts w:ascii="Symbol" w:hAnsi="Symbol" w:hint="default"/>
       </w:rPr>
     </w:lvl>
     <w:lvl w:ilvl="4" w:tplc="04160003" w:tentative="1">
@@ -3978,7 +3922,7 @@
         <w:ind w:left="4347" w:hanging="360"/>
       </w:pPr>
       <w:rPr>
-        <w:rFonts w:hint="default" w:ascii="Courier New" w:hAnsi="Courier New" w:cs="Courier New"/>
+        <w:rFonts w:ascii="Courier New" w:hAnsi="Courier New" w:cs="Courier New" w:hint="default"/>
       </w:rPr>
     </w:lvl>
     <w:lvl w:ilvl="5" w:tplc="04160005" w:tentative="1">
@@ -3990,7 +3934,7 @@
         <w:ind w:left="5067" w:hanging="360"/>
       </w:pPr>
       <w:rPr>
-        <w:rFonts w:hint="default" w:ascii="Wingdings" w:hAnsi="Wingdings"/>
+        <w:rFonts w:ascii="Wingdings" w:hAnsi="Wingdings" w:hint="default"/>
       </w:rPr>
     </w:lvl>
     <w:lvl w:ilvl="6" w:tplc="04160001" w:tentative="1">
@@ -4002,7 +3946,7 @@
         <w:ind w:left="5787" w:hanging="360"/>
       </w:pPr>
       <w:rPr>
-        <w:rFonts w:hint="default" w:ascii="Symbol" w:hAnsi="Symbol"/>
+        <w:rFonts w:ascii="Symbol" w:hAnsi="Symbol" w:hint="default"/>
       </w:rPr>
     </w:lvl>
     <w:lvl w:ilvl="7" w:tplc="04160003" w:tentative="1">
@@ -4014,7 +3958,7 @@
         <w:ind w:left="6507" w:hanging="360"/>
       </w:pPr>
       <w:rPr>
-        <w:rFonts w:hint="default" w:ascii="Courier New" w:hAnsi="Courier New" w:cs="Courier New"/>
+        <w:rFonts w:ascii="Courier New" w:hAnsi="Courier New" w:cs="Courier New" w:hint="default"/>
       </w:rPr>
     </w:lvl>
     <w:lvl w:ilvl="8" w:tplc="04160005" w:tentative="1">
@@ -4026,7 +3970,7 @@
         <w:ind w:left="7227" w:hanging="360"/>
       </w:pPr>
       <w:rPr>
-        <w:rFonts w:hint="default" w:ascii="Wingdings" w:hAnsi="Wingdings"/>
+        <w:rFonts w:ascii="Wingdings" w:hAnsi="Wingdings" w:hint="default"/>
       </w:rPr>
     </w:lvl>
   </w:abstractNum>
@@ -4043,7 +3987,7 @@
         <w:ind w:left="747" w:hanging="357"/>
       </w:pPr>
       <w:rPr>
-        <w:rFonts w:hint="default" w:ascii="Arial Narrow" w:hAnsi="Arial Narrow" w:eastAsia="Arial Narrow" w:cs="Arial Narrow"/>
+        <w:rFonts w:ascii="Arial Narrow" w:eastAsia="Arial Narrow" w:hAnsi="Arial Narrow" w:cs="Arial Narrow" w:hint="default"/>
         <w:b/>
         <w:bCs/>
         <w:spacing w:val="-2"/>
@@ -4163,7 +4107,7 @@
         <w:ind w:left="747" w:hanging="357"/>
       </w:pPr>
       <w:rPr>
-        <w:rFonts w:hint="default" w:ascii="Arial Narrow" w:hAnsi="Arial Narrow" w:eastAsia="Arial Narrow" w:cs="Arial Narrow"/>
+        <w:rFonts w:ascii="Arial Narrow" w:eastAsia="Arial Narrow" w:hAnsi="Arial Narrow" w:cs="Arial Narrow" w:hint="default"/>
         <w:b/>
         <w:bCs/>
         <w:spacing w:val="-2"/>
@@ -4360,27 +4304,27 @@
       </w:pPr>
     </w:lvl>
   </w:abstractNum>
-  <w:num w:numId="1" w16cid:durableId="265816976">
+  <w:num w:numId="1">
     <w:abstractNumId w:val="1"/>
   </w:num>
-  <w:num w:numId="2" w16cid:durableId="84570851">
+  <w:num w:numId="2">
     <w:abstractNumId w:val="2"/>
   </w:num>
-  <w:num w:numId="3" w16cid:durableId="1881743039">
+  <w:num w:numId="3">
     <w:abstractNumId w:val="3"/>
   </w:num>
-  <w:num w:numId="4" w16cid:durableId="1373142863">
+  <w:num w:numId="4">
     <w:abstractNumId w:val="0"/>
   </w:num>
 </w:numbering>
 </file>
 
 <file path=word/styles.xml><?xml version="1.0" encoding="utf-8"?>
-<w:styles xmlns:mc="http://schemas.openxmlformats.org/markup-compatibility/2006" xmlns:r="http://schemas.openxmlformats.org/officeDocument/2006/relationships" xmlns:w="http://schemas.openxmlformats.org/wordprocessingml/2006/main" xmlns:w14="http://schemas.microsoft.com/office/word/2010/wordml" xmlns:w15="http://schemas.microsoft.com/office/word/2012/wordml" xmlns:w16cex="http://schemas.microsoft.com/office/word/2018/wordml/cex" xmlns:w16cid="http://schemas.microsoft.com/office/word/2016/wordml/cid" xmlns:w16="http://schemas.microsoft.com/office/word/2018/wordml" xmlns:w16du="http://schemas.microsoft.com/office/word/2023/wordml/word16du" xmlns:w16sdtdh="http://schemas.microsoft.com/office/word/2020/wordml/sdtdatahash" xmlns:w16sdtfl="http://schemas.microsoft.com/office/word/2024/wordml/sdtformatlock" xmlns:w16se="http://schemas.microsoft.com/office/word/2015/wordml/symex" mc:Ignorable="w14 w15 w16se w16cid w16 w16cex w16sdtdh w16sdtfl w16du">
+<w:styles xmlns:mc="http://schemas.openxmlformats.org/markup-compatibility/2006" xmlns:r="http://schemas.openxmlformats.org/officeDocument/2006/relationships" xmlns:w="http://schemas.openxmlformats.org/wordprocessingml/2006/main" xmlns:w14="http://schemas.microsoft.com/office/word/2010/wordml" xmlns:w15="http://schemas.microsoft.com/office/word/2012/wordml" xmlns:w16cex="http://schemas.microsoft.com/office/word/2018/wordml/cex" xmlns:w16cid="http://schemas.microsoft.com/office/word/2016/wordml/cid" xmlns:w16="http://schemas.microsoft.com/office/word/2018/wordml" xmlns:w16sdtdh="http://schemas.microsoft.com/office/word/2020/wordml/sdtdatahash" xmlns:w16se="http://schemas.microsoft.com/office/word/2015/wordml/symex" mc:Ignorable="w14 w15 w16se w16cid w16 w16cex w16sdtdh">
   <w:docDefaults>
     <w:rPrDefault>
       <w:rPr>
-        <w:rFonts w:asciiTheme="minorHAnsi" w:hAnsiTheme="minorHAnsi" w:eastAsiaTheme="minorHAnsi" w:cstheme="minorBidi"/>
+        <w:rFonts w:asciiTheme="minorHAnsi" w:eastAsiaTheme="minorHAnsi" w:hAnsiTheme="minorHAnsi" w:cstheme="minorBidi"/>
         <w:sz w:val="22"/>
         <w:szCs w:val="22"/>
         <w:lang w:val="en-US" w:eastAsia="en-US" w:bidi="ar-SA"/>
@@ -4397,14 +4341,14 @@
   <w:latentStyles w:defLockedState="0" w:defUIPriority="99" w:defSemiHidden="0" w:defUnhideWhenUsed="0" w:defQFormat="0" w:count="376">
     <w:lsdException w:name="Normal" w:uiPriority="0" w:qFormat="1"/>
     <w:lsdException w:name="heading 1" w:uiPriority="9" w:qFormat="1"/>
-    <w:lsdException w:name="heading 2" w:uiPriority="9" w:semiHidden="1" w:unhideWhenUsed="1" w:qFormat="1"/>
-    <w:lsdException w:name="heading 3" w:uiPriority="9" w:semiHidden="1" w:unhideWhenUsed="1" w:qFormat="1"/>
-    <w:lsdException w:name="heading 4" w:uiPriority="9" w:semiHidden="1" w:unhideWhenUsed="1" w:qFormat="1"/>
-    <w:lsdException w:name="heading 5" w:uiPriority="9" w:semiHidden="1" w:unhideWhenUsed="1" w:qFormat="1"/>
-    <w:lsdException w:name="heading 6" w:uiPriority="9" w:semiHidden="1" w:unhideWhenUsed="1" w:qFormat="1"/>
-    <w:lsdException w:name="heading 7" w:uiPriority="9" w:semiHidden="1" w:unhideWhenUsed="1" w:qFormat="1"/>
-    <w:lsdException w:name="heading 8" w:uiPriority="9" w:semiHidden="1" w:unhideWhenUsed="1" w:qFormat="1"/>
-    <w:lsdException w:name="heading 9" w:uiPriority="9" w:semiHidden="1" w:unhideWhenUsed="1" w:qFormat="1"/>
+    <w:lsdException w:name="heading 2" w:semiHidden="1" w:uiPriority="9" w:unhideWhenUsed="1" w:qFormat="1"/>
+    <w:lsdException w:name="heading 3" w:semiHidden="1" w:uiPriority="9" w:unhideWhenUsed="1" w:qFormat="1"/>
+    <w:lsdException w:name="heading 4" w:semiHidden="1" w:uiPriority="9" w:unhideWhenUsed="1" w:qFormat="1"/>
+    <w:lsdException w:name="heading 5" w:semiHidden="1" w:uiPriority="9" w:unhideWhenUsed="1" w:qFormat="1"/>
+    <w:lsdException w:name="heading 6" w:semiHidden="1" w:uiPriority="9" w:unhideWhenUsed="1" w:qFormat="1"/>
+    <w:lsdException w:name="heading 7" w:semiHidden="1" w:uiPriority="9" w:unhideWhenUsed="1" w:qFormat="1"/>
+    <w:lsdException w:name="heading 8" w:semiHidden="1" w:uiPriority="9" w:unhideWhenUsed="1" w:qFormat="1"/>
+    <w:lsdException w:name="heading 9" w:semiHidden="1" w:uiPriority="9" w:unhideWhenUsed="1" w:qFormat="1"/>
     <w:lsdException w:name="index 1" w:semiHidden="1" w:unhideWhenUsed="1"/>
     <w:lsdException w:name="index 2" w:semiHidden="1" w:unhideWhenUsed="1"/>
     <w:lsdException w:name="index 3" w:semiHidden="1" w:unhideWhenUsed="1"/>
@@ -4414,22 +4358,22 @@
     <w:lsdException w:name="index 7" w:semiHidden="1" w:unhideWhenUsed="1"/>
     <w:lsdException w:name="index 8" w:semiHidden="1" w:unhideWhenUsed="1"/>
     <w:lsdException w:name="index 9" w:semiHidden="1" w:unhideWhenUsed="1"/>
-    <w:lsdException w:name="toc 1" w:uiPriority="39" w:semiHidden="1" w:unhideWhenUsed="1"/>
-    <w:lsdException w:name="toc 2" w:uiPriority="39" w:semiHidden="1" w:unhideWhenUsed="1"/>
-    <w:lsdException w:name="toc 3" w:uiPriority="39" w:semiHidden="1" w:unhideWhenUsed="1"/>
-    <w:lsdException w:name="toc 4" w:uiPriority="39" w:semiHidden="1" w:unhideWhenUsed="1"/>
-    <w:lsdException w:name="toc 5" w:uiPriority="39" w:semiHidden="1" w:unhideWhenUsed="1"/>
-    <w:lsdException w:name="toc 6" w:uiPriority="39" w:semiHidden="1" w:unhideWhenUsed="1"/>
-    <w:lsdException w:name="toc 7" w:uiPriority="39" w:semiHidden="1" w:unhideWhenUsed="1"/>
-    <w:lsdException w:name="toc 8" w:uiPriority="39" w:semiHidden="1" w:unhideWhenUsed="1"/>
-    <w:lsdException w:name="toc 9" w:uiPriority="39" w:semiHidden="1" w:unhideWhenUsed="1"/>
+    <w:lsdException w:name="toc 1" w:semiHidden="1" w:uiPriority="39" w:unhideWhenUsed="1"/>
+    <w:lsdException w:name="toc 2" w:semiHidden="1" w:uiPriority="39" w:unhideWhenUsed="1"/>
+    <w:lsdException w:name="toc 3" w:semiHidden="1" w:uiPriority="39" w:unhideWhenUsed="1"/>
+    <w:lsdException w:name="toc 4" w:semiHidden="1" w:uiPriority="39" w:unhideWhenUsed="1"/>
+    <w:lsdException w:name="toc 5" w:semiHidden="1" w:uiPriority="39" w:unhideWhenUsed="1"/>
+    <w:lsdException w:name="toc 6" w:semiHidden="1" w:uiPriority="39" w:unhideWhenUsed="1"/>
+    <w:lsdException w:name="toc 7" w:semiHidden="1" w:uiPriority="39" w:unhideWhenUsed="1"/>
+    <w:lsdException w:name="toc 8" w:semiHidden="1" w:uiPriority="39" w:unhideWhenUsed="1"/>
+    <w:lsdException w:name="toc 9" w:semiHidden="1" w:uiPriority="39" w:unhideWhenUsed="1"/>
     <w:lsdException w:name="Normal Indent" w:semiHidden="1" w:unhideWhenUsed="1"/>
     <w:lsdException w:name="footnote text" w:semiHidden="1" w:unhideWhenUsed="1"/>
     <w:lsdException w:name="annotation text" w:semiHidden="1" w:unhideWhenUsed="1"/>
     <w:lsdException w:name="header" w:semiHidden="1" w:unhideWhenUsed="1"/>
     <w:lsdException w:name="footer" w:semiHidden="1" w:unhideWhenUsed="1"/>
     <w:lsdException w:name="index heading" w:semiHidden="1" w:unhideWhenUsed="1"/>
-    <w:lsdException w:name="caption" w:uiPriority="35" w:semiHidden="1" w:unhideWhenUsed="1" w:qFormat="1"/>
+    <w:lsdException w:name="caption" w:semiHidden="1" w:uiPriority="35" w:unhideWhenUsed="1" w:qFormat="1"/>
     <w:lsdException w:name="table of figures" w:semiHidden="1" w:unhideWhenUsed="1"/>
     <w:lsdException w:name="envelope address" w:semiHidden="1" w:unhideWhenUsed="1"/>
     <w:lsdException w:name="envelope return" w:semiHidden="1" w:unhideWhenUsed="1"/>
@@ -4460,7 +4404,7 @@
     <w:lsdException w:name="Title" w:uiPriority="10" w:qFormat="1"/>
     <w:lsdException w:name="Closing" w:semiHidden="1" w:unhideWhenUsed="1"/>
     <w:lsdException w:name="Signature" w:semiHidden="1" w:unhideWhenUsed="1"/>
-    <w:lsdException w:name="Default Paragraph Font" w:uiPriority="1" w:semiHidden="1" w:unhideWhenUsed="1"/>
+    <w:lsdException w:name="Default Paragraph Font" w:semiHidden="1" w:uiPriority="1" w:unhideWhenUsed="1"/>
     <w:lsdException w:name="Body Text" w:semiHidden="1" w:unhideWhenUsed="1"/>
     <w:lsdException w:name="Body Text Indent" w:semiHidden="1" w:unhideWhenUsed="1"/>
     <w:lsdException w:name="List Continue" w:semiHidden="1" w:unhideWhenUsed="1"/>
@@ -4660,8 +4604,8 @@
     <w:lsdException w:name="Subtle Reference" w:uiPriority="31" w:qFormat="1"/>
     <w:lsdException w:name="Intense Reference" w:uiPriority="32" w:qFormat="1"/>
     <w:lsdException w:name="Book Title" w:uiPriority="33" w:qFormat="1"/>
-    <w:lsdException w:name="Bibliography" w:uiPriority="37" w:semiHidden="1" w:unhideWhenUsed="1"/>
-    <w:lsdException w:name="TOC Heading" w:uiPriority="39" w:semiHidden="1" w:unhideWhenUsed="1" w:qFormat="1"/>
+    <w:lsdException w:name="Bibliography" w:semiHidden="1" w:uiPriority="37" w:unhideWhenUsed="1"/>
+    <w:lsdException w:name="TOC Heading" w:semiHidden="1" w:uiPriority="39" w:unhideWhenUsed="1" w:qFormat="1"/>
     <w:lsdException w:name="Plain Table 1" w:uiPriority="41"/>
     <w:lsdException w:name="Plain Table 2" w:uiPriority="42"/>
     <w:lsdException w:name="Plain Table 3" w:uiPriority="43"/>
@@ -4772,11 +4716,11 @@
     <w:lsdException w:name="Unresolved Mention" w:semiHidden="1" w:unhideWhenUsed="1"/>
     <w:lsdException w:name="Smart Link" w:semiHidden="1" w:unhideWhenUsed="1"/>
   </w:latentStyles>
-  <w:style w:type="paragraph" w:styleId="Normal" w:default="1">
+  <w:style w:type="paragraph" w:default="1" w:styleId="Normal">
     <w:name w:val="Normal"/>
     <w:qFormat/>
     <w:rPr>
-      <w:rFonts w:ascii="Courier New" w:hAnsi="Courier New" w:eastAsia="Courier New" w:cs="Courier New"/>
+      <w:rFonts w:ascii="Courier New" w:eastAsia="Courier New" w:hAnsi="Courier New" w:cs="Courier New"/>
       <w:lang w:val="pt-PT"/>
     </w:rPr>
   </w:style>
@@ -4790,20 +4734,20 @@
       <w:outlineLvl w:val="0"/>
     </w:pPr>
     <w:rPr>
-      <w:rFonts w:ascii="Arial" w:hAnsi="Arial" w:eastAsia="Arial" w:cs="Arial"/>
+      <w:rFonts w:ascii="Arial" w:eastAsia="Arial" w:hAnsi="Arial" w:cs="Arial"/>
       <w:b/>
       <w:bCs/>
       <w:sz w:val="20"/>
       <w:szCs w:val="20"/>
     </w:rPr>
   </w:style>
-  <w:style w:type="character" w:styleId="Fontepargpadro" w:default="1">
+  <w:style w:type="character" w:default="1" w:styleId="Fontepargpadro">
     <w:name w:val="Default Paragraph Font"/>
     <w:uiPriority w:val="1"/>
     <w:semiHidden/>
     <w:unhideWhenUsed/>
   </w:style>
-  <w:style w:type="table" w:styleId="Tabelanormal" w:default="1">
+  <w:style w:type="table" w:default="1" w:styleId="Tabelanormal">
     <w:name w:val="Normal Table"/>
     <w:uiPriority w:val="99"/>
     <w:semiHidden/>
@@ -4818,13 +4762,13 @@
       </w:tblCellMar>
     </w:tblPr>
   </w:style>
-  <w:style w:type="numbering" w:styleId="Semlista" w:default="1">
+  <w:style w:type="numbering" w:default="1" w:styleId="Semlista">
     <w:name w:val="No List"/>
     <w:uiPriority w:val="99"/>
     <w:semiHidden/>
     <w:unhideWhenUsed/>
   </w:style>
-  <w:style w:type="table" w:styleId="TableNormal" w:customStyle="1">
+  <w:style w:type="table" w:customStyle="1" w:styleId="TableNormal">
     <w:name w:val="Table Normal"/>
     <w:uiPriority w:val="2"/>
     <w:semiHidden/>
@@ -4863,7 +4807,7 @@
       <w:jc w:val="center"/>
     </w:pPr>
     <w:rPr>
-      <w:rFonts w:ascii="Arial Narrow" w:hAnsi="Arial Narrow" w:eastAsia="Arial Narrow" w:cs="Arial Narrow"/>
+      <w:rFonts w:ascii="Arial Narrow" w:eastAsia="Arial Narrow" w:hAnsi="Arial Narrow" w:cs="Arial Narrow"/>
       <w:b/>
       <w:bCs/>
       <w:sz w:val="40"/>
@@ -4876,7 +4820,7 @@
     <w:uiPriority w:val="1"/>
     <w:qFormat/>
   </w:style>
-  <w:style w:type="paragraph" w:styleId="TableParagraph" w:customStyle="1">
+  <w:style w:type="paragraph" w:customStyle="1" w:styleId="TableParagraph">
     <w:name w:val="Table Paragraph"/>
     <w:basedOn w:val="Normal"/>
     <w:uiPriority w:val="1"/>
@@ -4907,14 +4851,14 @@
       </w:tabs>
     </w:pPr>
   </w:style>
-  <w:style w:type="character" w:styleId="CabealhoChar" w:customStyle="1">
+  <w:style w:type="character" w:customStyle="1" w:styleId="CabealhoChar">
     <w:name w:val="Cabeçalho Char"/>
     <w:basedOn w:val="Fontepargpadro"/>
     <w:link w:val="Cabealho"/>
     <w:uiPriority w:val="99"/>
     <w:rsid w:val="00607DA2"/>
     <w:rPr>
-      <w:rFonts w:ascii="Courier New" w:hAnsi="Courier New" w:eastAsia="Courier New" w:cs="Courier New"/>
+      <w:rFonts w:ascii="Courier New" w:eastAsia="Courier New" w:hAnsi="Courier New" w:cs="Courier New"/>
       <w:lang w:val="pt-PT"/>
     </w:rPr>
   </w:style>
@@ -4932,14 +4876,14 @@
       </w:tabs>
     </w:pPr>
   </w:style>
-  <w:style w:type="character" w:styleId="RodapChar" w:customStyle="1">
+  <w:style w:type="character" w:customStyle="1" w:styleId="RodapChar">
     <w:name w:val="Rodapé Char"/>
     <w:basedOn w:val="Fontepargpadro"/>
     <w:link w:val="Rodap"/>
     <w:uiPriority w:val="99"/>
     <w:rsid w:val="00607DA2"/>
     <w:rPr>
-      <w:rFonts w:ascii="Courier New" w:hAnsi="Courier New" w:eastAsia="Courier New" w:cs="Courier New"/>
+      <w:rFonts w:ascii="Courier New" w:eastAsia="Courier New" w:hAnsi="Courier New" w:cs="Courier New"/>
       <w:lang w:val="pt-PT"/>
     </w:rPr>
   </w:style>
@@ -4950,12 +4894,12 @@
     <w:rsid w:val="003D5C0E"/>
     <w:tblPr>
       <w:tblBorders>
-        <w:top w:val="single" w:color="auto" w:sz="4" w:space="0"/>
-        <w:left w:val="single" w:color="auto" w:sz="4" w:space="0"/>
-        <w:bottom w:val="single" w:color="auto" w:sz="4" w:space="0"/>
-        <w:right w:val="single" w:color="auto" w:sz="4" w:space="0"/>
-        <w:insideH w:val="single" w:color="auto" w:sz="4" w:space="0"/>
-        <w:insideV w:val="single" w:color="auto" w:sz="4" w:space="0"/>
+        <w:top w:val="single" w:sz="4" w:space="0" w:color="auto"/>
+        <w:left w:val="single" w:sz="4" w:space="0" w:color="auto"/>
+        <w:bottom w:val="single" w:sz="4" w:space="0" w:color="auto"/>
+        <w:right w:val="single" w:sz="4" w:space="0" w:color="auto"/>
+        <w:insideH w:val="single" w:sz="4" w:space="0" w:color="auto"/>
+        <w:insideV w:val="single" w:sz="4" w:space="0" w:color="auto"/>
       </w:tblBorders>
     </w:tblPr>
   </w:style>
